--- a/templates/customs_crew_change_template.docx
+++ b/templates/customs_crew_change_template.docx
@@ -19,7 +19,7 @@
           <w:sz w:val="32"/>
           <w:szCs w:val="32"/>
         </w:rPr>
-        <w:pict w14:anchorId="69BEB6D7">
+        <w:pict w14:anchorId="629C4583">
           <v:shapetype id="_x0000_t75" coordsize="21600,21600" o:spt="75" o:preferrelative="t" path="m@4@5l@4@11@9@11@9@5xe" filled="f" stroked="f">
             <v:stroke joinstyle="miter"/>
             <v:formulas>
@@ -39,7 +39,7 @@
             <v:path o:extrusionok="f" gradientshapeok="t" o:connecttype="rect"/>
             <o:lock v:ext="edit" aspectratio="t"/>
           </v:shapetype>
-          <v:shape id="图片 4" o:spid="_x0000_s1026" type="#_x0000_t75" style="position:absolute;left:0;text-align:left;margin-left:23.6pt;margin-top:-10.75pt;width:71.9pt;height:71.95pt;z-index:13800000000;mso-wrap-style:square">
+          <v:shape id="图片 4" o:spid="_x0000_s1026" type="#_x0000_t75" style="position:absolute;left:0;text-align:left;margin-left:23.6pt;margin-top:-10.75pt;width:71.9pt;height:71.95pt;z-index:251657728;mso-wrap-style:square">
             <v:imagedata r:id="rId6" o:title="UA LOGO 2"/>
           </v:shape>
         </w:pict>
@@ -58,7 +58,7 @@
           <w:sz w:val="32"/>
           <w:szCs w:val="32"/>
         </w:rPr>
-        <w:t>示例船务代理有限公司</w:t>
+        <w:t>广州港中联国际船务代理有限公司</w:t>
       </w:r>
     </w:p>
     <w:p>
@@ -76,7 +76,7 @@
           <w:b/>
           <w:sz w:val="24"/>
         </w:rPr>
-        <w:t xml:space="preserve">      Example Shipping Agency Co., Ltd. </w:t>
+        <w:t xml:space="preserve">      Guangzhou Port Unitrans Agency Co., Ltd. </w:t>
       </w:r>
     </w:p>
     <w:p>
@@ -128,7 +128,7 @@
           <w:rFonts w:ascii="幼圆" w:eastAsia="幼圆" w:hint="eastAsia"/>
           <w:sz w:val="18"/>
         </w:rPr>
-        <w:t>示例地址</w:t>
+        <w:t>南沙区万顷沙龙穴岛</w:t>
       </w:r>
       <w:r>
         <w:rPr>
@@ -142,7 +142,7 @@
           <w:rFonts w:ascii="幼圆" w:eastAsia="幼圆" w:hint="eastAsia"/>
           <w:sz w:val="18"/>
         </w:rPr>
-        <w:t>示例大厦</w:t>
+        <w:t>口岸大厦</w:t>
       </w:r>
       <w:r>
         <w:rPr>
@@ -235,7 +235,7 @@
           <w:rFonts w:ascii="幼圆" w:eastAsia="幼圆"/>
           <w:sz w:val="18"/>
         </w:rPr>
-        <w:t>13800000000</w:t>
+        <w:t>39080621</w:t>
       </w:r>
       <w:r>
         <w:rPr>
@@ -284,7 +284,7 @@
           <w:rFonts w:ascii="幼圆" w:eastAsia="幼圆" w:hint="eastAsia"/>
           <w:sz w:val="18"/>
         </w:rPr>
-        <w:t>13800000000   E-mail:nsa.shipping@</w:t>
+        <w:t>34660550   E-mail:nsa.shipping@</w:t>
       </w:r>
       <w:r>
         <w:rPr>
@@ -317,7 +317,7 @@
           <w:sz w:val="36"/>
           <w:szCs w:val="20"/>
         </w:rPr>
-        <w:t>“示例船”南沙港换班申请</w:t>
+        <w:t>“日春轮”南沙港换班申请</w:t>
       </w:r>
     </w:p>
     <w:p>
@@ -393,7 +393,7 @@
           <w:szCs w:val="21"/>
           <w:lang w:bidi="ar"/>
         </w:rPr>
-        <w:t>示例船</w:t>
+        <w:t>日春轮</w:t>
       </w:r>
       <w:r>
         <w:rPr>
@@ -412,7 +412,7 @@
           <w:szCs w:val="21"/>
           <w:lang w:bidi="ar"/>
         </w:rPr>
-        <w:t>DEMO SHIP</w:t>
+        <w:t>WAN HAI 352</w:t>
       </w:r>
       <w:r>
         <w:rPr>
@@ -439,7 +439,7 @@
           <w:sz w:val="24"/>
           <w:szCs w:val="24"/>
         </w:rPr>
-        <w:t>1234567</w:t>
+        <w:t>9525297</w:t>
       </w:r>
       <w:r>
         <w:rPr>
@@ -1121,7 +1121,7 @@
                 <w:sz w:val="24"/>
                 <w:lang w:bidi="ar"/>
               </w:rPr>
-              <w:t>张三</w:t>
+              <w:t>郭书彦</w:t>
             </w:r>
           </w:p>
         </w:tc>
@@ -1254,7 +1254,7 @@
                 <w:sz w:val="24"/>
                 <w:lang w:bidi="ar"/>
               </w:rPr>
-              <w:t>TEST0004</w:t>
+              <w:t>A90260861</w:t>
             </w:r>
           </w:p>
         </w:tc>
@@ -1384,7 +1384,7 @@
                 <w:sz w:val="24"/>
                 <w:lang w:bidi="ar"/>
               </w:rPr>
-              <w:t>李四</w:t>
+              <w:t>代义侠</w:t>
             </w:r>
           </w:p>
         </w:tc>
@@ -1518,7 +1518,7 @@
                 <w:sz w:val="24"/>
                 <w:lang w:bidi="ar"/>
               </w:rPr>
-              <w:t>TEST0005</w:t>
+              <w:t>A90306224</w:t>
             </w:r>
           </w:p>
         </w:tc>
@@ -2001,7 +2001,7 @@
                 <w:sz w:val="24"/>
                 <w:lang w:bidi="ar"/>
               </w:rPr>
-              <w:t>王五</w:t>
+              <w:t>赵军</w:t>
             </w:r>
           </w:p>
         </w:tc>
@@ -2130,7 +2130,7 @@
                 <w:sz w:val="24"/>
                 <w:lang w:bidi="ar"/>
               </w:rPr>
-              <w:t>TEST0006</w:t>
+              <w:t>A90467817</w:t>
             </w:r>
           </w:p>
         </w:tc>
@@ -2264,7 +2264,7 @@
                 <w:rFonts w:hint="eastAsia"/>
                 <w:lang w:bidi="ar"/>
               </w:rPr>
-              <w:t>赵六</w:t>
+              <w:t>王瑾钰</w:t>
             </w:r>
           </w:p>
         </w:tc>
@@ -2426,7 +2426,7 @@
               <w:rPr>
                 <w:lang w:bidi="ar"/>
               </w:rPr>
-              <w:t>TEST0007</w:t>
+              <w:t>1108555402</w:t>
             </w:r>
           </w:p>
         </w:tc>
@@ -2653,7 +2653,7 @@
           <w:kern w:val="0"/>
           <w:lang w:val="zh-CN" w:bidi="zh-CN"/>
         </w:rPr>
-        <w:t>示例船务代理有限公司</w:t>
+        <w:t>广州港中联国际船务代理有限公司</w:t>
       </w:r>
     </w:p>
     <w:p>
@@ -2809,7 +2809,7 @@
           <w:kern w:val="0"/>
           <w:lang w:bidi="zh-CN"/>
         </w:rPr>
-        <w:t>联系人</w:t>
+        <w:t>白树辉</w:t>
       </w:r>
       <w:r>
         <w:rPr>
@@ -2845,7 +2845,7 @@
           <w:kern w:val="0"/>
           <w:lang w:bidi="zh-CN"/>
         </w:rPr>
-        <w:t>13800000000</w:t>
+        <w:t>19120682489</w:t>
       </w:r>
     </w:p>
     <w:sectPr>
@@ -2910,7 +2910,7 @@
       <w:rPr>
         <w:rFonts w:hint="eastAsia"/>
       </w:rPr>
-      <w:t>示例船务代理有限公司</w:t>
+      <w:t>广州港中联国际船务代理有限公司</w:t>
     </w:r>
   </w:p>
 </w:hdr>

--- a/templates/customs_crew_change_template.docx
+++ b/templates/customs_crew_change_template.docx
@@ -19,7 +19,7 @@
           <w:sz w:val="32"/>
           <w:szCs w:val="32"/>
         </w:rPr>
-        <w:pict w14:anchorId="629C4583">
+        <w:pict w14:anchorId="69BEB6D7">
           <v:shapetype id="_x0000_t75" coordsize="21600,21600" o:spt="75" o:preferrelative="t" path="m@4@5l@4@11@9@11@9@5xe" filled="f" stroked="f">
             <v:stroke joinstyle="miter"/>
             <v:formulas>
@@ -39,7 +39,7 @@
             <v:path o:extrusionok="f" gradientshapeok="t" o:connecttype="rect"/>
             <o:lock v:ext="edit" aspectratio="t"/>
           </v:shapetype>
-          <v:shape id="图片 4" o:spid="_x0000_s1026" type="#_x0000_t75" style="position:absolute;left:0;text-align:left;margin-left:23.6pt;margin-top:-10.75pt;width:71.9pt;height:71.95pt;z-index:251657728;mso-wrap-style:square">
+          <v:shape id="图片 4" o:spid="_x0000_s1026" type="#_x0000_t75" style="position:absolute;left:0;text-align:left;margin-left:23.6pt;margin-top:-10.75pt;width:71.9pt;height:71.95pt;z-index:13800000000;mso-wrap-style:square">
             <v:imagedata r:id="rId6" o:title="UA LOGO 2"/>
           </v:shape>
         </w:pict>
@@ -58,7 +58,7 @@
           <w:sz w:val="32"/>
           <w:szCs w:val="32"/>
         </w:rPr>
-        <w:t>广州港中联国际船务代理有限公司</w:t>
+        <w:t>示例船务代理有限公司</w:t>
       </w:r>
     </w:p>
     <w:p>
@@ -76,7 +76,7 @@
           <w:b/>
           <w:sz w:val="24"/>
         </w:rPr>
-        <w:t xml:space="preserve">      Guangzhou Port Unitrans Agency Co., Ltd. </w:t>
+        <w:t xml:space="preserve">      Example Shipping Agency Co., Ltd. </w:t>
       </w:r>
     </w:p>
     <w:p>
@@ -128,7 +128,7 @@
           <w:rFonts w:ascii="幼圆" w:eastAsia="幼圆" w:hint="eastAsia"/>
           <w:sz w:val="18"/>
         </w:rPr>
-        <w:t>南沙区万顷沙龙穴岛</w:t>
+        <w:t>示例地址</w:t>
       </w:r>
       <w:r>
         <w:rPr>
@@ -142,7 +142,7 @@
           <w:rFonts w:ascii="幼圆" w:eastAsia="幼圆" w:hint="eastAsia"/>
           <w:sz w:val="18"/>
         </w:rPr>
-        <w:t>口岸大厦</w:t>
+        <w:t>示例大厦</w:t>
       </w:r>
       <w:r>
         <w:rPr>
@@ -235,7 +235,7 @@
           <w:rFonts w:ascii="幼圆" w:eastAsia="幼圆"/>
           <w:sz w:val="18"/>
         </w:rPr>
-        <w:t>39080621</w:t>
+        <w:t>13800000000</w:t>
       </w:r>
       <w:r>
         <w:rPr>
@@ -284,7 +284,7 @@
           <w:rFonts w:ascii="幼圆" w:eastAsia="幼圆" w:hint="eastAsia"/>
           <w:sz w:val="18"/>
         </w:rPr>
-        <w:t>34660550   E-mail:nsa.shipping@</w:t>
+        <w:t>13800000000   E-mail:nsa.shipping@</w:t>
       </w:r>
       <w:r>
         <w:rPr>
@@ -317,7 +317,7 @@
           <w:sz w:val="36"/>
           <w:szCs w:val="20"/>
         </w:rPr>
-        <w:t>“日春轮”南沙港换班申请</w:t>
+        <w:t>“示例船”南沙港换班申请</w:t>
       </w:r>
     </w:p>
     <w:p>
@@ -393,7 +393,7 @@
           <w:szCs w:val="21"/>
           <w:lang w:bidi="ar"/>
         </w:rPr>
-        <w:t>日春轮</w:t>
+        <w:t>示例船</w:t>
       </w:r>
       <w:r>
         <w:rPr>
@@ -412,7 +412,7 @@
           <w:szCs w:val="21"/>
           <w:lang w:bidi="ar"/>
         </w:rPr>
-        <w:t>WAN HAI 352</w:t>
+        <w:t>DEMO SHIP</w:t>
       </w:r>
       <w:r>
         <w:rPr>
@@ -439,7 +439,7 @@
           <w:sz w:val="24"/>
           <w:szCs w:val="24"/>
         </w:rPr>
-        <w:t>9525297</w:t>
+        <w:t>1234567</w:t>
       </w:r>
       <w:r>
         <w:rPr>
@@ -1121,7 +1121,7 @@
                 <w:sz w:val="24"/>
                 <w:lang w:bidi="ar"/>
               </w:rPr>
-              <w:t>郭书彦</w:t>
+              <w:t>张三</w:t>
             </w:r>
           </w:p>
         </w:tc>
@@ -1254,7 +1254,7 @@
                 <w:sz w:val="24"/>
                 <w:lang w:bidi="ar"/>
               </w:rPr>
-              <w:t>A90260861</w:t>
+              <w:t>TEST0004</w:t>
             </w:r>
           </w:p>
         </w:tc>
@@ -1384,7 +1384,7 @@
                 <w:sz w:val="24"/>
                 <w:lang w:bidi="ar"/>
               </w:rPr>
-              <w:t>代义侠</w:t>
+              <w:t>李四</w:t>
             </w:r>
           </w:p>
         </w:tc>
@@ -1518,7 +1518,7 @@
                 <w:sz w:val="24"/>
                 <w:lang w:bidi="ar"/>
               </w:rPr>
-              <w:t>A90306224</w:t>
+              <w:t>TEST0005</w:t>
             </w:r>
           </w:p>
         </w:tc>
@@ -2001,7 +2001,7 @@
                 <w:sz w:val="24"/>
                 <w:lang w:bidi="ar"/>
               </w:rPr>
-              <w:t>赵军</w:t>
+              <w:t>王五</w:t>
             </w:r>
           </w:p>
         </w:tc>
@@ -2130,7 +2130,7 @@
                 <w:sz w:val="24"/>
                 <w:lang w:bidi="ar"/>
               </w:rPr>
-              <w:t>A90467817</w:t>
+              <w:t>TEST0006</w:t>
             </w:r>
           </w:p>
         </w:tc>
@@ -2264,7 +2264,7 @@
                 <w:rFonts w:hint="eastAsia"/>
                 <w:lang w:bidi="ar"/>
               </w:rPr>
-              <w:t>王瑾钰</w:t>
+              <w:t>赵六</w:t>
             </w:r>
           </w:p>
         </w:tc>
@@ -2426,7 +2426,7 @@
               <w:rPr>
                 <w:lang w:bidi="ar"/>
               </w:rPr>
-              <w:t>1108555402</w:t>
+              <w:t>TEST0007</w:t>
             </w:r>
           </w:p>
         </w:tc>
@@ -2653,7 +2653,7 @@
           <w:kern w:val="0"/>
           <w:lang w:val="zh-CN" w:bidi="zh-CN"/>
         </w:rPr>
-        <w:t>广州港中联国际船务代理有限公司</w:t>
+        <w:t>示例船务代理有限公司</w:t>
       </w:r>
     </w:p>
     <w:p>
@@ -2809,7 +2809,7 @@
           <w:kern w:val="0"/>
           <w:lang w:bidi="zh-CN"/>
         </w:rPr>
-        <w:t>白树辉</w:t>
+        <w:t>联系人</w:t>
       </w:r>
       <w:r>
         <w:rPr>
@@ -2845,7 +2845,7 @@
           <w:kern w:val="0"/>
           <w:lang w:bidi="zh-CN"/>
         </w:rPr>
-        <w:t>19120682489</w:t>
+        <w:t>13800000000</w:t>
       </w:r>
     </w:p>
     <w:sectPr>
@@ -2910,7 +2910,7 @@
       <w:rPr>
         <w:rFonts w:hint="eastAsia"/>
       </w:rPr>
-      <w:t>广州港中联国际船务代理有限公司</w:t>
+      <w:t>示例船务代理有限公司</w:t>
     </w:r>
   </w:p>
 </w:hdr>
